--- a/notebooks/I&W Reporting/Generated_reports/I&W_Report_2025-05-14.docx
+++ b/notebooks/I&W Reporting/Generated_reports/I&W_Report_2025-05-14.docx
@@ -769,7 +769,7 @@
     <w:p/>
     <w:p>
       <w:r>
-        <w:t>https://www.virustotal.com/gui/ip-address/116.122.194.173, https://otx.alienvault.com/indicator/ip/116.122.194.173, https://www.virustotal.com/gui/ip-address/192.124.249.112, https://otx.alienvault.com/indicator/ip/192.124.249.112, https://www.virustotal.com/gui/ip-address/36.111.204.0, https://otx.alienvault.com/indicator/ip/36.111.204.0, https://www.virustotal.com/gui/ip-address/36.138.156.96, https://otx.alienvault.com/indicator/ip/36.138.156.96, https://www.virustotal.com/gui/domain/cementexemplifybuddy.com, https://otx.alienvault.com/indicator/hostname/cementexemplifybuddy.com, https://www.virustotal.com/gui/domain/uploads.strikinglycdn.com, https://otx.alienvault.com/indicator/hostname/uploads.strikinglycdn.com</w:t>
+        <w:t>https://www.virustotal.com/gui/ip/116.122.194.173, https://otx.alienvault.com/indicator/ip/116.122.194.173, https://www.virustotal.com/gui/ip/192.124.249.112, https://otx.alienvault.com/indicator/ip/192.124.249.112, https://www.virustotal.com/gui/ip/36.111.204.0, https://otx.alienvault.com/indicator/ip/36.111.204.0, https://www.virustotal.com/gui/ip/36.138.156.96, https://otx.alienvault.com/indicator/ip/36.138.156.96, https://www.virustotal.com/gui/hostname/cementexemplifybuddy.com, https://otx.alienvault.com/indicator/hostname/cementexemplifybuddy.com, https://www.virustotal.com/gui/hostname/uploads.strikinglycdn.com, https://otx.alienvault.com/indicator/hostname/uploads.strikinglycdn.com</w:t>
       </w:r>
     </w:p>
     <w:p/>
